--- a/assets/templates/docx/refund_application.docx
+++ b/assets/templates/docx/refund_application.docx
@@ -8,53 +8,71 @@
         <w:ind w:firstLine="709"/>
         <w:jc w:val="right"/>
         <w:rPr>
-          <w:szCs w:val="28"/>
+          <w:szCs w:val="24"/>
           <w:lang w:val="ru-RU"/>
         </w:rPr>
       </w:pPr>
       <w:r>
         <w:rPr>
-          <w:szCs w:val="28"/>
+          <w:szCs w:val="24"/>
           <w:lang w:val="ru-RU"/>
         </w:rPr>
-        <w:t xml:space="preserve">Директору </w:t>
+        <w:t>Операционному д</w:t>
       </w:r>
       <w:r>
         <w:rPr>
-          <w:szCs w:val="28"/>
+          <w:szCs w:val="24"/>
+          <w:lang w:val="ru-RU"/>
+        </w:rPr>
+        <w:t xml:space="preserve">иректору </w:t>
+      </w:r>
+    </w:p>
+    <w:p>
+      <w:pPr>
+        <w:spacing w:after="0"/>
+        <w:ind w:firstLine="709"/>
+        <w:jc w:val="right"/>
+        <w:rPr>
+          <w:szCs w:val="24"/>
+          <w:lang w:val="ru-RU"/>
+        </w:rPr>
+      </w:pPr>
+      <w:r>
+        <w:rPr>
+          <w:szCs w:val="24"/>
           <w:lang w:val="ru-RU"/>
         </w:rPr>
         <w:t xml:space="preserve">ТОО </w:t>
       </w:r>
       <w:r>
         <w:rPr>
-          <w:szCs w:val="28"/>
+          <w:szCs w:val="24"/>
           <w:lang w:val="ru-RU"/>
         </w:rPr>
         <w:t>«</w:t>
       </w:r>
       <w:r>
         <w:rPr>
-          <w:szCs w:val="28"/>
+          <w:szCs w:val="24"/>
         </w:rPr>
         <w:t>KUB</w:t>
       </w:r>
       <w:r>
         <w:rPr>
-          <w:szCs w:val="28"/>
+          <w:szCs w:val="24"/>
           <w:lang w:val="ru-RU"/>
         </w:rPr>
         <w:t xml:space="preserve"> </w:t>
       </w:r>
       <w:r>
         <w:rPr>
-          <w:szCs w:val="28"/>
+          <w:szCs w:val="24"/>
         </w:rPr>
         <w:t>GROUP</w:t>
       </w:r>
       <w:r>
         <w:rPr>
-          <w:szCs w:val="28"/>
+          <w:szCs w:val="24"/>
           <w:lang w:val="ru-RU"/>
         </w:rPr>
         <w:t>»</w:t>
@@ -66,16 +84,25 @@
         <w:ind w:firstLine="709"/>
         <w:jc w:val="right"/>
         <w:rPr>
-          <w:szCs w:val="28"/>
+          <w:szCs w:val="24"/>
           <w:lang w:val="ru-RU"/>
         </w:rPr>
       </w:pPr>
+      <w:proofErr w:type="spellStart"/>
       <w:r>
         <w:rPr>
-          <w:szCs w:val="28"/>
+          <w:szCs w:val="24"/>
           <w:lang w:val="ru-RU"/>
         </w:rPr>
-        <w:t>Юсуповой К.Е.</w:t>
+        <w:t>Алсейтовой</w:t>
+      </w:r>
+      <w:proofErr w:type="spellEnd"/>
+      <w:r>
+        <w:rPr>
+          <w:szCs w:val="24"/>
+          <w:lang w:val="ru-RU"/>
+        </w:rPr>
+        <w:t xml:space="preserve"> К.Н.</w:t>
       </w:r>
     </w:p>
     <w:p>
@@ -91,133 +118,158 @@
     </w:p>
     <w:p>
       <w:pPr>
+        <w:spacing w:after="0"/>
         <w:ind w:firstLine="709"/>
         <w:jc w:val="right"/>
         <w:rPr>
-          <w:szCs w:val="28"/>
-          <w:lang w:val="ru-KZ"/>
+          <w:rFonts w:cs="Times New Roman"/>
+          <w:szCs w:val="24"/>
         </w:rPr>
       </w:pPr>
+      <w:proofErr w:type="spellStart"/>
+      <w:proofErr w:type="gramStart"/>
       <w:r>
         <w:rPr>
-          <w:szCs w:val="28"/>
-          <w:lang w:val="ru-RU"/>
+          <w:rFonts w:cs="Times New Roman"/>
+          <w:szCs w:val="24"/>
         </w:rPr>
         <w:t>от</w:t>
       </w:r>
+      <w:proofErr w:type="spellEnd"/>
       <w:r>
         <w:rPr>
-          <w:szCs w:val="28"/>
-        </w:rPr>
-        <w:t xml:space="preserve"> </w:t>
+          <w:rFonts w:cs="Times New Roman"/>
+          <w:szCs w:val="24"/>
+        </w:rPr>
+        <w:t xml:space="preserve"> {{CLIENT_</w:t>
       </w:r>
+      <w:proofErr w:type="gramEnd"/>
       <w:r>
         <w:rPr>
-          <w:szCs w:val="28"/>
-          <w:lang w:val="ru-KZ"/>
-        </w:rPr>
-        <w:t>{{CLIENT_LAST_NAME_INITIALS}}</w:t>
+          <w:rFonts w:cs="Times New Roman"/>
+          <w:szCs w:val="24"/>
+        </w:rPr>
+        <w:t>FULL_NAME}}</w:t>
       </w:r>
     </w:p>
     <w:p>
       <w:pPr>
+        <w:spacing w:after="0"/>
         <w:ind w:firstLine="709"/>
         <w:jc w:val="right"/>
         <w:rPr>
-          <w:szCs w:val="28"/>
-          <w:lang w:val="ru-KZ"/>
+          <w:rFonts w:cs="Times New Roman"/>
+          <w:szCs w:val="24"/>
         </w:rPr>
       </w:pPr>
+      <w:proofErr w:type="gramStart"/>
       <w:r>
         <w:rPr>
-          <w:szCs w:val="28"/>
-          <w:lang w:val="ru-RU"/>
-        </w:rPr>
-        <w:t>ИИН</w:t>
+          <w:rFonts w:cs="Times New Roman"/>
+          <w:szCs w:val="24"/>
+        </w:rPr>
+        <w:t>ИИН: {{</w:t>
       </w:r>
+      <w:proofErr w:type="gramEnd"/>
       <w:r>
         <w:rPr>
-          <w:szCs w:val="28"/>
-        </w:rPr>
-        <w:t xml:space="preserve">: </w:t>
-      </w:r>
-      <w:r>
-        <w:rPr>
-          <w:szCs w:val="28"/>
-          <w:lang w:val="ru-KZ"/>
-        </w:rPr>
-        <w:t>{{CLIENT_IIN}}</w:t>
+          <w:rFonts w:cs="Times New Roman"/>
+          <w:szCs w:val="24"/>
+        </w:rPr>
+        <w:t>CLIENT_IIN}}</w:t>
       </w:r>
     </w:p>
     <w:p>
       <w:pPr>
+        <w:spacing w:after="0"/>
         <w:ind w:firstLine="709"/>
         <w:jc w:val="right"/>
         <w:rPr>
-          <w:szCs w:val="28"/>
-          <w:lang w:val="ru-KZ"/>
+          <w:rFonts w:cs="Times New Roman"/>
+          <w:szCs w:val="24"/>
         </w:rPr>
       </w:pPr>
+      <w:proofErr w:type="spellStart"/>
+      <w:proofErr w:type="gramStart"/>
       <w:r>
         <w:rPr>
-          <w:szCs w:val="28"/>
-          <w:lang w:val="ru-RU"/>
+          <w:rFonts w:cs="Times New Roman"/>
+          <w:szCs w:val="24"/>
         </w:rPr>
         <w:t>Адрес</w:t>
       </w:r>
+      <w:proofErr w:type="spellEnd"/>
       <w:r>
         <w:rPr>
-          <w:szCs w:val="28"/>
-        </w:rPr>
-        <w:t xml:space="preserve">: </w:t>
+          <w:rFonts w:cs="Times New Roman"/>
+          <w:szCs w:val="24"/>
+        </w:rPr>
+        <w:t>: {{</w:t>
       </w:r>
+      <w:proofErr w:type="gramEnd"/>
       <w:r>
         <w:rPr>
-          <w:szCs w:val="28"/>
-          <w:lang w:val="ru-KZ"/>
-        </w:rPr>
-        <w:t>{{CLIENT_ADDRESS}}</w:t>
+          <w:rFonts w:cs="Times New Roman"/>
+          <w:szCs w:val="24"/>
+        </w:rPr>
+        <w:t>CLIENT_ADDRESS}}</w:t>
       </w:r>
     </w:p>
     <w:p>
       <w:pPr>
+        <w:spacing w:after="0"/>
         <w:ind w:firstLine="709"/>
         <w:jc w:val="right"/>
         <w:rPr>
-          <w:szCs w:val="28"/>
-          <w:lang w:val="ru-KZ"/>
+          <w:rFonts w:cs="Times New Roman"/>
+          <w:szCs w:val="24"/>
         </w:rPr>
       </w:pPr>
+      <w:proofErr w:type="spellStart"/>
+      <w:proofErr w:type="gramStart"/>
       <w:r>
         <w:rPr>
-          <w:szCs w:val="28"/>
-          <w:lang w:val="ru-RU"/>
+          <w:rFonts w:cs="Times New Roman"/>
+          <w:szCs w:val="24"/>
         </w:rPr>
         <w:t>Тел</w:t>
       </w:r>
+      <w:proofErr w:type="spellEnd"/>
       <w:r>
         <w:rPr>
-          <w:szCs w:val="28"/>
-          <w:lang w:val="ru-RU"/>
-        </w:rPr>
-        <w:t>:</w:t>
+          <w:rFonts w:cs="Times New Roman"/>
+          <w:szCs w:val="24"/>
+        </w:rPr>
+        <w:t>: {{</w:t>
+      </w:r>
+      <w:proofErr w:type="gramEnd"/>
+      <w:r>
+        <w:rPr>
+          <w:rFonts w:cs="Times New Roman"/>
+          <w:szCs w:val="24"/>
+        </w:rPr>
+        <w:t>CLIENT</w:t>
       </w:r>
       <w:r>
         <w:rPr>
-          <w:rFonts w:ascii="Courier New" w:eastAsia="Times New Roman" w:hAnsi="Courier New" w:cs="Courier New"/>
-          <w:color w:val="BCBEC4"/>
-          <w:sz w:val="20"/>
-          <w:szCs w:val="20"/>
-          <w:lang w:val="ru-KZ" w:eastAsia="ru-KZ"/>
-        </w:rPr>
-        <w:t xml:space="preserve"> </w:t>
+          <w:rFonts w:cs="Times New Roman"/>
+          <w:szCs w:val="24"/>
+        </w:rPr>
+        <w:t>_</w:t>
       </w:r>
       <w:r>
         <w:rPr>
-          <w:szCs w:val="28"/>
-          <w:lang w:val="ru-KZ"/>
-        </w:rPr>
-        <w:t>{{CLIENT_PHONE}}</w:t>
+          <w:rFonts w:cs="Times New Roman"/>
+          <w:szCs w:val="24"/>
+        </w:rPr>
+        <w:t>PHONE</w:t>
+      </w:r>
+      <w:r>
+        <w:rPr>
+          <w:rFonts w:cs="Times New Roman"/>
+          <w:szCs w:val="24"/>
+        </w:rPr>
+        <w:t>}}</w:t>
       </w:r>
     </w:p>
     <w:p>
@@ -226,7 +278,6 @@
         <w:jc w:val="right"/>
         <w:rPr>
           <w:rFonts w:ascii="Times New Roman" w:hAnsi="Times New Roman" w:cs="Times New Roman"/>
-          <w:lang w:val="ru-RU"/>
         </w:rPr>
       </w:pPr>
     </w:p>
@@ -236,7 +287,6 @@
         <w:jc w:val="right"/>
         <w:rPr>
           <w:rFonts w:ascii="Times New Roman" w:hAnsi="Times New Roman" w:cs="Times New Roman"/>
-          <w:lang w:val="ru-RU"/>
         </w:rPr>
       </w:pPr>
     </w:p>
@@ -266,6 +316,26 @@
         <w:ind w:firstLine="709"/>
         <w:jc w:val="center"/>
         <w:rPr>
+          <w:bCs/>
+          <w:szCs w:val="28"/>
+          <w:lang w:val="ru-RU"/>
+        </w:rPr>
+      </w:pPr>
+      <w:r>
+        <w:rPr>
+          <w:bCs/>
+          <w:szCs w:val="28"/>
+          <w:lang w:val="ru-RU"/>
+        </w:rPr>
+        <w:t>на возврат</w:t>
+      </w:r>
+    </w:p>
+    <w:p>
+      <w:pPr>
+        <w:spacing w:after="0"/>
+        <w:ind w:firstLine="709"/>
+        <w:jc w:val="center"/>
+        <w:rPr>
           <w:b/>
           <w:szCs w:val="28"/>
           <w:lang w:val="ru-RU"/>
@@ -296,11 +366,62 @@
       <w:r>
         <w:rPr>
           <w:rFonts w:ascii="Times New Roman" w:hAnsi="Times New Roman" w:cs="Times New Roman"/>
-          <w:sz w:val="24"/>
-          <w:szCs w:val="24"/>
-          <w:lang w:val="ru-KZ"/>
-        </w:rPr>
-        <w:t>{{CONTRACT_NUMBER}}</w:t>
+          <w:sz w:val="28"/>
+          <w:szCs w:val="28"/>
+          <w:lang w:val="ru-RU"/>
+        </w:rPr>
+        <w:t>{{</w:t>
+      </w:r>
+      <w:r>
+        <w:rPr>
+          <w:rFonts w:ascii="Times New Roman" w:hAnsi="Times New Roman" w:cs="Times New Roman"/>
+          <w:sz w:val="28"/>
+          <w:szCs w:val="28"/>
+        </w:rPr>
+        <w:t>CLIENT</w:t>
+      </w:r>
+      <w:r>
+        <w:rPr>
+          <w:rFonts w:ascii="Times New Roman" w:hAnsi="Times New Roman" w:cs="Times New Roman"/>
+          <w:sz w:val="28"/>
+          <w:szCs w:val="28"/>
+          <w:lang w:val="ru-RU"/>
+        </w:rPr>
+        <w:t>_</w:t>
+      </w:r>
+      <w:r>
+        <w:rPr>
+          <w:rFonts w:ascii="Times New Roman" w:hAnsi="Times New Roman" w:cs="Times New Roman"/>
+          <w:sz w:val="28"/>
+          <w:szCs w:val="28"/>
+        </w:rPr>
+        <w:t>FULL</w:t>
+      </w:r>
+      <w:r>
+        <w:rPr>
+          <w:rFonts w:ascii="Times New Roman" w:hAnsi="Times New Roman" w:cs="Times New Roman"/>
+          <w:sz w:val="28"/>
+          <w:szCs w:val="28"/>
+          <w:lang w:val="ru-RU"/>
+        </w:rPr>
+        <w:t>_</w:t>
+      </w:r>
+      <w:r>
+        <w:rPr>
+          <w:rFonts w:ascii="Times New Roman" w:hAnsi="Times New Roman" w:cs="Times New Roman"/>
+          <w:sz w:val="28"/>
+          <w:szCs w:val="28"/>
+        </w:rPr>
+        <w:t>NAME</w:t>
+      </w:r>
+      <w:r>
+        <w:rPr>
+          <w:rFonts w:ascii="Times New Roman" w:hAnsi="Times New Roman" w:cs="Times New Roman"/>
+          <w:sz w:val="28"/>
+          <w:szCs w:val="28"/>
+          <w:lang w:val="ru-RU"/>
+        </w:rPr>
+        <w:t>}}</w:t>
       </w:r>
       <w:r>
         <w:rPr>
@@ -309,7 +430,67 @@
           <w:szCs w:val="24"/>
           <w:lang w:val="ru-RU"/>
         </w:rPr>
-        <w:t xml:space="preserve"> от «___» _____</w:t>
+        <w:t xml:space="preserve"> от </w:t>
+      </w:r>
+      <w:r>
+        <w:rPr>
+          <w:rFonts w:ascii="Times New Roman" w:hAnsi="Times New Roman" w:cs="Times New Roman"/>
+          <w:sz w:val="28"/>
+          <w:szCs w:val="28"/>
+          <w:lang w:val="ru-RU"/>
+        </w:rPr>
+        <w:t>{{</w:t>
+      </w:r>
+      <w:r>
+        <w:rPr>
+          <w:rFonts w:ascii="Times New Roman" w:hAnsi="Times New Roman" w:cs="Times New Roman"/>
+          <w:sz w:val="28"/>
+          <w:szCs w:val="28"/>
+        </w:rPr>
+        <w:t>CONTRACT</w:t>
+      </w:r>
+      <w:r>
+        <w:rPr>
+          <w:rFonts w:ascii="Times New Roman" w:hAnsi="Times New Roman" w:cs="Times New Roman"/>
+          <w:sz w:val="28"/>
+          <w:szCs w:val="28"/>
+          <w:lang w:val="ru-RU"/>
+        </w:rPr>
+        <w:t>_</w:t>
+      </w:r>
+      <w:r>
+        <w:rPr>
+          <w:rFonts w:ascii="Times New Roman" w:hAnsi="Times New Roman" w:cs="Times New Roman"/>
+          <w:sz w:val="28"/>
+          <w:szCs w:val="28"/>
+        </w:rPr>
+        <w:t>DATE</w:t>
+      </w:r>
+      <w:r>
+        <w:rPr>
+          <w:rFonts w:ascii="Times New Roman" w:hAnsi="Times New Roman" w:cs="Times New Roman"/>
+          <w:sz w:val="28"/>
+          <w:szCs w:val="28"/>
+          <w:lang w:val="ru-RU"/>
+        </w:rPr>
+        <w:t>_</w:t>
+      </w:r>
+      <w:r>
+        <w:rPr>
+          <w:rFonts w:ascii="Times New Roman" w:hAnsi="Times New Roman" w:cs="Times New Roman"/>
+          <w:sz w:val="28"/>
+          <w:szCs w:val="28"/>
+        </w:rPr>
+        <w:t>TEXT</w:t>
+      </w:r>
+      <w:r>
+        <w:rPr>
+          <w:rFonts w:ascii="Times New Roman" w:hAnsi="Times New Roman" w:cs="Times New Roman"/>
+          <w:sz w:val="28"/>
+          <w:szCs w:val="28"/>
+          <w:lang w:val="ru-RU"/>
+        </w:rPr>
+        <w:t>}}</w:t>
       </w:r>
       <w:r>
         <w:rPr>
@@ -318,34 +499,7 @@
           <w:szCs w:val="24"/>
           <w:lang w:val="ru-RU"/>
         </w:rPr>
-        <w:t>__</w:t>
-      </w:r>
-      <w:r>
-        <w:rPr>
-          <w:rFonts w:ascii="Times New Roman" w:hAnsi="Times New Roman" w:cs="Times New Roman"/>
-          <w:sz w:val="24"/>
-          <w:szCs w:val="24"/>
-          <w:lang w:val="ru-RU"/>
-        </w:rPr>
-        <w:t>_______ 202</w:t>
-      </w:r>
-      <w:r>
-        <w:rPr>
-          <w:rFonts w:ascii="Times New Roman" w:hAnsi="Times New Roman" w:cs="Times New Roman"/>
-          <w:sz w:val="24"/>
-          <w:szCs w:val="24"/>
-          <w:lang w:val="ru-RU"/>
-        </w:rPr>
-        <w:t>__</w:t>
-      </w:r>
-      <w:r>
-        <w:rPr>
-          <w:rFonts w:ascii="Times New Roman" w:hAnsi="Times New Roman" w:cs="Times New Roman"/>
-          <w:sz w:val="24"/>
-          <w:szCs w:val="24"/>
-          <w:lang w:val="ru-RU"/>
-        </w:rPr>
-        <w:t xml:space="preserve"> года, заключённый между мной и ТОО «</w:t>
+        <w:t>, заключённый между мной и ТОО «</w:t>
       </w:r>
       <w:r>
         <w:rPr>
@@ -488,7 +642,104 @@
           <w:szCs w:val="24"/>
           <w:lang w:val="ru-RU"/>
         </w:rPr>
-        <w:t xml:space="preserve"> соответствии с условиями заключённого договора, прошу произвести возврат , в связи со следующими обстоятельствами:</w:t>
+        <w:t xml:space="preserve"> соответствии с условиями заключённого договора, прошу произвести </w:t>
+      </w:r>
+      <w:proofErr w:type="gramStart"/>
+      <w:r>
+        <w:rPr>
+          <w:rFonts w:ascii="Times New Roman" w:hAnsi="Times New Roman" w:cs="Times New Roman"/>
+          <w:sz w:val="24"/>
+          <w:szCs w:val="24"/>
+          <w:lang w:val="ru-RU"/>
+        </w:rPr>
+        <w:t>возврат ,</w:t>
+      </w:r>
+      <w:proofErr w:type="gramEnd"/>
+      <w:r>
+        <w:rPr>
+          <w:rFonts w:ascii="Times New Roman" w:hAnsi="Times New Roman" w:cs="Times New Roman"/>
+          <w:sz w:val="24"/>
+          <w:szCs w:val="24"/>
+          <w:lang w:val="ru-RU"/>
+        </w:rPr>
+        <w:t xml:space="preserve"> в связи со следующими обстоятельствами:</w:t>
+      </w:r>
+    </w:p>
+    <w:p>
+      <w:pPr>
+        <w:pStyle w:val="af7"/>
+        <w:ind w:firstLineChars="200" w:firstLine="480"/>
+        <w:jc w:val="both"/>
+        <w:rPr>
+          <w:rFonts w:ascii="Times New Roman" w:hAnsi="Times New Roman" w:cs="Times New Roman"/>
+          <w:sz w:val="24"/>
+          <w:szCs w:val="24"/>
+          <w:lang w:val="ru-RU"/>
+        </w:rPr>
+      </w:pPr>
+    </w:p>
+    <w:p>
+      <w:pPr>
+        <w:pStyle w:val="af7"/>
+        <w:jc w:val="both"/>
+        <w:rPr>
+          <w:rFonts w:ascii="Times New Roman" w:hAnsi="Times New Roman" w:cs="Times New Roman"/>
+          <w:sz w:val="24"/>
+          <w:szCs w:val="24"/>
+          <w:lang w:val="ru-RU"/>
+        </w:rPr>
+      </w:pPr>
+      <w:r>
+        <w:rPr>
+          <w:rFonts w:ascii="Times New Roman" w:hAnsi="Times New Roman"/>
+          <w:sz w:val="24"/>
+          <w:szCs w:val="24"/>
+          <w:lang w:val="ru-RU"/>
+        </w:rPr>
+        <w:t>{{</w:t>
+      </w:r>
+      <w:r>
+        <w:rPr>
+          <w:rFonts w:ascii="Times New Roman" w:hAnsi="Times New Roman"/>
+          <w:sz w:val="24"/>
+          <w:szCs w:val="24"/>
+        </w:rPr>
+        <w:t>DOCS</w:t>
+      </w:r>
+      <w:r>
+        <w:rPr>
+          <w:rFonts w:ascii="Times New Roman" w:hAnsi="Times New Roman"/>
+          <w:sz w:val="24"/>
+          <w:szCs w:val="24"/>
+          <w:lang w:val="ru-RU"/>
+        </w:rPr>
+        <w:t>_</w:t>
+      </w:r>
+      <w:r>
+        <w:rPr>
+          <w:rFonts w:ascii="Times New Roman" w:hAnsi="Times New Roman"/>
+          <w:sz w:val="24"/>
+          <w:szCs w:val="24"/>
+        </w:rPr>
+        <w:t>MARK</w:t>
+      </w:r>
+      <w:r>
+        <w:rPr>
+          <w:rFonts w:ascii="Times New Roman" w:hAnsi="Times New Roman"/>
+          <w:sz w:val="24"/>
+          <w:szCs w:val="24"/>
+          <w:lang w:val="ru-RU"/>
+        </w:rPr>
+        <w:t>_1}}</w:t>
+      </w:r>
+      <w:r>
+        <w:rPr>
+          <w:rFonts w:ascii="Times New Roman" w:hAnsi="Times New Roman" w:cs="Times New Roman"/>
+          <w:sz w:val="24"/>
+          <w:szCs w:val="24"/>
+          <w:lang w:val="ru-RU"/>
+        </w:rPr>
+        <w:t xml:space="preserve"> получение отказа в визе по решению Консула</w:t>
       </w:r>
     </w:p>
     <w:p>
@@ -499,8 +750,70 @@
           <w:rFonts w:ascii="Times New Roman" w:hAnsi="Times New Roman" w:cs="Times New Roman"/>
           <w:sz w:val="24"/>
           <w:szCs w:val="24"/>
+          <w:lang w:val="ru-RU"/>
         </w:rPr>
       </w:pPr>
+      <w:r>
+        <w:rPr>
+          <w:rFonts w:ascii="Times New Roman" w:hAnsi="Times New Roman"/>
+          <w:sz w:val="24"/>
+          <w:szCs w:val="24"/>
+          <w:lang w:val="ru-RU"/>
+        </w:rPr>
+        <w:t>{{</w:t>
+      </w:r>
+      <w:r>
+        <w:rPr>
+          <w:rFonts w:ascii="Times New Roman" w:hAnsi="Times New Roman"/>
+          <w:sz w:val="24"/>
+          <w:szCs w:val="24"/>
+        </w:rPr>
+        <w:t>DOCS</w:t>
+      </w:r>
+      <w:r>
+        <w:rPr>
+          <w:rFonts w:ascii="Times New Roman" w:hAnsi="Times New Roman"/>
+          <w:sz w:val="24"/>
+          <w:szCs w:val="24"/>
+          <w:lang w:val="ru-RU"/>
+        </w:rPr>
+        <w:t>_</w:t>
+      </w:r>
+      <w:r>
+        <w:rPr>
+          <w:rFonts w:ascii="Times New Roman" w:hAnsi="Times New Roman"/>
+          <w:sz w:val="24"/>
+          <w:szCs w:val="24"/>
+        </w:rPr>
+        <w:t>MARK</w:t>
+      </w:r>
+      <w:r>
+        <w:rPr>
+          <w:rFonts w:ascii="Times New Roman" w:hAnsi="Times New Roman"/>
+          <w:sz w:val="24"/>
+          <w:szCs w:val="24"/>
+          <w:lang w:val="ru-RU"/>
+        </w:rPr>
+        <w:t>_</w:t>
+      </w:r>
+      <w:r>
+        <w:rPr>
+          <w:rFonts w:ascii="Times New Roman" w:hAnsi="Times New Roman"/>
+          <w:sz w:val="24"/>
+          <w:szCs w:val="24"/>
+          <w:lang w:val="ru-RU"/>
+        </w:rPr>
+        <w:t>2</w:t>
+      </w:r>
+      <w:r>
+        <w:rPr>
+          <w:rFonts w:ascii="Times New Roman" w:hAnsi="Times New Roman"/>
+          <w:sz w:val="24"/>
+          <w:szCs w:val="24"/>
+          <w:lang w:val="ru-RU"/>
+        </w:rPr>
+        <w:t>}}</w:t>
+      </w:r>
       <w:r>
         <w:rPr>
           <w:rFonts w:ascii="Times New Roman" w:hAnsi="Times New Roman" w:cs="Times New Roman"/>
@@ -508,15 +821,7 @@
           <w:szCs w:val="24"/>
           <w:lang w:val="ru-RU"/>
         </w:rPr>
-        <w:t xml:space="preserve">☐ получение отказа в визе по решению </w:t>
-      </w:r>
-      <w:r>
-        <w:rPr>
-          <w:rFonts w:ascii="Times New Roman" w:hAnsi="Times New Roman" w:cs="Times New Roman"/>
-          <w:sz w:val="24"/>
-          <w:szCs w:val="24"/>
-        </w:rPr>
-        <w:t>Консула</w:t>
+        <w:t xml:space="preserve"> не прошёл (-ла) собеседование с работодателем (учебным заведением)</w:t>
       </w:r>
     </w:p>
     <w:p>
@@ -532,21 +837,73 @@
       </w:pPr>
       <w:r>
         <w:rPr>
+          <w:rFonts w:ascii="Times New Roman" w:hAnsi="Times New Roman"/>
+          <w:sz w:val="24"/>
+          <w:szCs w:val="24"/>
+          <w:lang w:val="ru-RU"/>
+        </w:rPr>
+        <w:t>{{</w:t>
+      </w:r>
+      <w:r>
+        <w:rPr>
+          <w:rFonts w:ascii="Times New Roman" w:hAnsi="Times New Roman"/>
+          <w:sz w:val="24"/>
+          <w:szCs w:val="24"/>
+        </w:rPr>
+        <w:t>DOCS</w:t>
+      </w:r>
+      <w:r>
+        <w:rPr>
+          <w:rFonts w:ascii="Times New Roman" w:hAnsi="Times New Roman"/>
+          <w:sz w:val="24"/>
+          <w:szCs w:val="24"/>
+          <w:lang w:val="ru-RU"/>
+        </w:rPr>
+        <w:t>_</w:t>
+      </w:r>
+      <w:r>
+        <w:rPr>
+          <w:rFonts w:ascii="Times New Roman" w:hAnsi="Times New Roman"/>
+          <w:sz w:val="24"/>
+          <w:szCs w:val="24"/>
+        </w:rPr>
+        <w:t>MARK</w:t>
+      </w:r>
+      <w:r>
+        <w:rPr>
+          <w:rFonts w:ascii="Times New Roman" w:hAnsi="Times New Roman"/>
+          <w:sz w:val="24"/>
+          <w:szCs w:val="24"/>
+          <w:lang w:val="ru-RU"/>
+        </w:rPr>
+        <w:t>_</w:t>
+      </w:r>
+      <w:r>
+        <w:rPr>
+          <w:rFonts w:ascii="Times New Roman" w:hAnsi="Times New Roman"/>
+          <w:sz w:val="24"/>
+          <w:szCs w:val="24"/>
+          <w:lang w:val="ru-RU"/>
+        </w:rPr>
+        <w:t>3</w:t>
+      </w:r>
+      <w:r>
+        <w:rPr>
+          <w:rFonts w:ascii="Times New Roman" w:hAnsi="Times New Roman"/>
+          <w:sz w:val="24"/>
+          <w:szCs w:val="24"/>
+          <w:lang w:val="ru-RU"/>
+        </w:rPr>
+        <w:t>}}</w:t>
+      </w:r>
+      <w:r>
+        <w:rPr>
           <w:rFonts w:ascii="Times New Roman" w:hAnsi="Times New Roman" w:cs="Times New Roman"/>
           <w:sz w:val="24"/>
           <w:szCs w:val="24"/>
           <w:lang w:val="ru-RU"/>
         </w:rPr>
-        <w:t>☐</w:t>
-      </w:r>
-      <w:r>
-        <w:rPr>
-          <w:rFonts w:ascii="Times New Roman" w:hAnsi="Times New Roman" w:cs="Times New Roman"/>
-          <w:sz w:val="24"/>
-          <w:szCs w:val="24"/>
-          <w:lang w:val="ru-RU"/>
-        </w:rPr>
-        <w:t xml:space="preserve"> не прошёл (-ла) собеседование с работодателем</w:t>
+        <w:t xml:space="preserve"> изменение семейных или жизненных обстоятельств</w:t>
       </w:r>
     </w:p>
     <w:p>
@@ -562,12 +919,73 @@
       </w:pPr>
       <w:r>
         <w:rPr>
+          <w:rFonts w:ascii="Times New Roman" w:hAnsi="Times New Roman"/>
+          <w:sz w:val="24"/>
+          <w:szCs w:val="24"/>
+          <w:lang w:val="ru-RU"/>
+        </w:rPr>
+        <w:t>{{</w:t>
+      </w:r>
+      <w:r>
+        <w:rPr>
+          <w:rFonts w:ascii="Times New Roman" w:hAnsi="Times New Roman"/>
+          <w:sz w:val="24"/>
+          <w:szCs w:val="24"/>
+        </w:rPr>
+        <w:t>DOCS</w:t>
+      </w:r>
+      <w:r>
+        <w:rPr>
+          <w:rFonts w:ascii="Times New Roman" w:hAnsi="Times New Roman"/>
+          <w:sz w:val="24"/>
+          <w:szCs w:val="24"/>
+          <w:lang w:val="ru-RU"/>
+        </w:rPr>
+        <w:t>_</w:t>
+      </w:r>
+      <w:r>
+        <w:rPr>
+          <w:rFonts w:ascii="Times New Roman" w:hAnsi="Times New Roman"/>
+          <w:sz w:val="24"/>
+          <w:szCs w:val="24"/>
+        </w:rPr>
+        <w:t>MARK</w:t>
+      </w:r>
+      <w:r>
+        <w:rPr>
+          <w:rFonts w:ascii="Times New Roman" w:hAnsi="Times New Roman"/>
+          <w:sz w:val="24"/>
+          <w:szCs w:val="24"/>
+          <w:lang w:val="ru-RU"/>
+        </w:rPr>
+        <w:t>_</w:t>
+      </w:r>
+      <w:r>
+        <w:rPr>
+          <w:rFonts w:ascii="Times New Roman" w:hAnsi="Times New Roman"/>
+          <w:sz w:val="24"/>
+          <w:szCs w:val="24"/>
+          <w:lang w:val="ru-RU"/>
+        </w:rPr>
+        <w:t>4</w:t>
+      </w:r>
+      <w:r>
+        <w:rPr>
+          <w:rFonts w:ascii="Times New Roman" w:hAnsi="Times New Roman"/>
+          <w:sz w:val="24"/>
+          <w:szCs w:val="24"/>
+          <w:lang w:val="ru-RU"/>
+        </w:rPr>
+        <w:t>}}</w:t>
+      </w:r>
+      <w:r>
+        <w:rPr>
           <w:rFonts w:ascii="Times New Roman" w:hAnsi="Times New Roman" w:cs="Times New Roman"/>
           <w:sz w:val="24"/>
           <w:szCs w:val="24"/>
           <w:lang w:val="ru-RU"/>
         </w:rPr>
-        <w:t>☐ изменение семейных или жизненных обстоятельств</w:t>
+        <w:t xml:space="preserve"> ухудшение состояния здоровья</w:t>
       </w:r>
     </w:p>
     <w:p>
@@ -583,12 +1001,93 @@
       </w:pPr>
       <w:r>
         <w:rPr>
+          <w:rFonts w:ascii="Times New Roman" w:hAnsi="Times New Roman"/>
+          <w:sz w:val="24"/>
+          <w:szCs w:val="24"/>
+          <w:lang w:val="ru-RU"/>
+        </w:rPr>
+        <w:t>{{</w:t>
+      </w:r>
+      <w:r>
+        <w:rPr>
+          <w:rFonts w:ascii="Times New Roman" w:hAnsi="Times New Roman"/>
+          <w:sz w:val="24"/>
+          <w:szCs w:val="24"/>
+        </w:rPr>
+        <w:t>DOCS</w:t>
+      </w:r>
+      <w:r>
+        <w:rPr>
+          <w:rFonts w:ascii="Times New Roman" w:hAnsi="Times New Roman"/>
+          <w:sz w:val="24"/>
+          <w:szCs w:val="24"/>
+          <w:lang w:val="ru-RU"/>
+        </w:rPr>
+        <w:t>_</w:t>
+      </w:r>
+      <w:r>
+        <w:rPr>
+          <w:rFonts w:ascii="Times New Roman" w:hAnsi="Times New Roman"/>
+          <w:sz w:val="24"/>
+          <w:szCs w:val="24"/>
+        </w:rPr>
+        <w:t>MARK</w:t>
+      </w:r>
+      <w:r>
+        <w:rPr>
+          <w:rFonts w:ascii="Times New Roman" w:hAnsi="Times New Roman"/>
+          <w:sz w:val="24"/>
+          <w:szCs w:val="24"/>
+          <w:lang w:val="ru-RU"/>
+        </w:rPr>
+        <w:t>_</w:t>
+      </w:r>
+      <w:r>
+        <w:rPr>
+          <w:rFonts w:ascii="Times New Roman" w:hAnsi="Times New Roman"/>
+          <w:sz w:val="24"/>
+          <w:szCs w:val="24"/>
+          <w:lang w:val="ru-RU"/>
+        </w:rPr>
+        <w:t>5</w:t>
+      </w:r>
+      <w:r>
+        <w:rPr>
+          <w:rFonts w:ascii="Times New Roman" w:hAnsi="Times New Roman"/>
+          <w:sz w:val="24"/>
+          <w:szCs w:val="24"/>
+          <w:lang w:val="ru-RU"/>
+        </w:rPr>
+        <w:t>}}</w:t>
+      </w:r>
+      <w:r>
+        <w:rPr>
           <w:rFonts w:ascii="Times New Roman" w:hAnsi="Times New Roman" w:cs="Times New Roman"/>
           <w:sz w:val="24"/>
           <w:szCs w:val="24"/>
           <w:lang w:val="ru-RU"/>
         </w:rPr>
-        <w:t>☐ ухудшение состояния здоровья</w:t>
+        <w:t xml:space="preserve"> форс-мажорные обстоятельства (болезнь, смерть, ЧС и </w:t>
+      </w:r>
+      <w:proofErr w:type="gramStart"/>
+      <w:r>
+        <w:rPr>
+          <w:rFonts w:ascii="Times New Roman" w:hAnsi="Times New Roman" w:cs="Times New Roman"/>
+          <w:sz w:val="24"/>
+          <w:szCs w:val="24"/>
+          <w:lang w:val="ru-RU"/>
+        </w:rPr>
+        <w:t>т.д.</w:t>
+      </w:r>
+      <w:proofErr w:type="gramEnd"/>
+      <w:r>
+        <w:rPr>
+          <w:rFonts w:ascii="Times New Roman" w:hAnsi="Times New Roman" w:cs="Times New Roman"/>
+          <w:sz w:val="24"/>
+          <w:szCs w:val="24"/>
+          <w:lang w:val="ru-RU"/>
+        </w:rPr>
+        <w:t>)</w:t>
       </w:r>
     </w:p>
     <w:p>
@@ -599,45 +1098,39 @@
           <w:rFonts w:ascii="Times New Roman" w:hAnsi="Times New Roman" w:cs="Times New Roman"/>
           <w:sz w:val="24"/>
           <w:szCs w:val="24"/>
-          <w:lang w:val="ru-RU"/>
         </w:rPr>
       </w:pPr>
+      <w:r>
+        <w:rPr>
+          <w:rFonts w:ascii="Times New Roman" w:hAnsi="Times New Roman"/>
+          <w:sz w:val="24"/>
+          <w:szCs w:val="24"/>
+        </w:rPr>
+        <w:t>{{DOCS_MARK_</w:t>
+      </w:r>
+      <w:r>
+        <w:rPr>
+          <w:rFonts w:ascii="Times New Roman" w:hAnsi="Times New Roman"/>
+          <w:sz w:val="24"/>
+          <w:szCs w:val="24"/>
+        </w:rPr>
+        <w:t>6</w:t>
+      </w:r>
+      <w:r>
+        <w:rPr>
+          <w:rFonts w:ascii="Times New Roman" w:hAnsi="Times New Roman"/>
+          <w:sz w:val="24"/>
+          <w:szCs w:val="24"/>
+        </w:rPr>
+        <w:t>}}</w:t>
+      </w:r>
       <w:r>
         <w:rPr>
           <w:rFonts w:ascii="Times New Roman" w:hAnsi="Times New Roman" w:cs="Times New Roman"/>
           <w:sz w:val="24"/>
           <w:szCs w:val="24"/>
-          <w:lang w:val="ru-RU"/>
-        </w:rPr>
-        <w:t>☐</w:t>
-      </w:r>
-      <w:r>
-        <w:rPr>
-          <w:rFonts w:ascii="Times New Roman" w:hAnsi="Times New Roman" w:cs="Times New Roman"/>
-          <w:sz w:val="24"/>
-          <w:szCs w:val="24"/>
-          <w:lang w:val="ru-RU"/>
-        </w:rPr>
-        <w:t xml:space="preserve"> форс-мажорные обстоятельства (болезнь, смерть, ЧС и т.д.)</w:t>
-      </w:r>
-    </w:p>
-    <w:p>
-      <w:pPr>
-        <w:pStyle w:val="af7"/>
-        <w:jc w:val="both"/>
-        <w:rPr>
-          <w:rFonts w:ascii="Times New Roman" w:hAnsi="Times New Roman" w:cs="Times New Roman"/>
-          <w:sz w:val="24"/>
-          <w:szCs w:val="24"/>
-        </w:rPr>
-      </w:pPr>
-      <w:r>
-        <w:rPr>
-          <w:rFonts w:ascii="Times New Roman" w:hAnsi="Times New Roman" w:cs="Times New Roman"/>
-          <w:sz w:val="24"/>
-          <w:szCs w:val="24"/>
-        </w:rPr>
-        <w:t xml:space="preserve">☐ </w:t>
+        </w:rPr>
+        <w:t xml:space="preserve"> </w:t>
       </w:r>
       <w:r>
         <w:rPr>
@@ -667,102 +1160,13 @@
           <w:szCs w:val="24"/>
         </w:rPr>
       </w:pPr>
-    </w:p>
-    <w:p>
-      <w:pPr>
-        <w:pStyle w:val="af7"/>
-        <w:jc w:val="both"/>
+      <w:r>
         <w:rPr>
           <w:rFonts w:ascii="Times New Roman" w:hAnsi="Times New Roman" w:cs="Times New Roman"/>
           <w:sz w:val="24"/>
           <w:szCs w:val="24"/>
         </w:rPr>
-      </w:pPr>
-    </w:p>
-    <w:p>
-      <w:pPr>
-        <w:pStyle w:val="af7"/>
-        <w:jc w:val="both"/>
-        <w:rPr>
-          <w:rFonts w:ascii="Times New Roman" w:hAnsi="Times New Roman" w:cs="Times New Roman"/>
-          <w:sz w:val="24"/>
-          <w:szCs w:val="24"/>
-        </w:rPr>
-      </w:pPr>
-    </w:p>
-    <w:p>
-      <w:pPr>
-        <w:pStyle w:val="af7"/>
-        <w:jc w:val="both"/>
-        <w:rPr>
-          <w:rFonts w:ascii="Times New Roman" w:hAnsi="Times New Roman" w:cs="Times New Roman"/>
-          <w:sz w:val="24"/>
-          <w:szCs w:val="24"/>
-        </w:rPr>
-      </w:pPr>
-    </w:p>
-    <w:p>
-      <w:pPr>
-        <w:pStyle w:val="af7"/>
-        <w:jc w:val="both"/>
-        <w:rPr>
-          <w:rFonts w:ascii="Times New Roman" w:hAnsi="Times New Roman" w:cs="Times New Roman"/>
-          <w:sz w:val="24"/>
-          <w:szCs w:val="24"/>
-        </w:rPr>
-      </w:pPr>
-      <w:r>
-        <w:rPr>
-          <w:rFonts w:ascii="Times New Roman" w:hAnsi="Times New Roman" w:cs="Times New Roman"/>
-          <w:sz w:val="24"/>
-          <w:szCs w:val="24"/>
-        </w:rPr>
-        <w:t xml:space="preserve"> ___________________________________________________________________________</w:t>
-      </w:r>
-    </w:p>
-    <w:p>
-      <w:pPr>
-        <w:pStyle w:val="af7"/>
-        <w:jc w:val="both"/>
-        <w:rPr>
-          <w:rFonts w:ascii="Times New Roman" w:hAnsi="Times New Roman" w:cs="Times New Roman"/>
-          <w:sz w:val="24"/>
-          <w:szCs w:val="24"/>
-        </w:rPr>
-      </w:pPr>
-    </w:p>
-    <w:p>
-      <w:pPr>
-        <w:pStyle w:val="af7"/>
-        <w:pBdr>
-          <w:top w:val="single" w:sz="12" w:space="0" w:color="auto"/>
-          <w:bottom w:val="single" w:sz="12" w:space="0" w:color="auto"/>
-        </w:pBdr>
-        <w:jc w:val="both"/>
-        <w:rPr>
-          <w:rFonts w:ascii="Times New Roman" w:hAnsi="Times New Roman" w:cs="Times New Roman"/>
-          <w:sz w:val="24"/>
-          <w:szCs w:val="24"/>
-        </w:rPr>
-      </w:pPr>
-    </w:p>
-    <w:p>
-      <w:pPr>
-        <w:pStyle w:val="af7"/>
-        <w:jc w:val="both"/>
-        <w:rPr>
-          <w:rFonts w:ascii="Times New Roman" w:hAnsi="Times New Roman" w:cs="Times New Roman"/>
-          <w:sz w:val="24"/>
-          <w:szCs w:val="24"/>
-        </w:rPr>
-      </w:pPr>
-      <w:r>
-        <w:rPr>
-          <w:rFonts w:ascii="Times New Roman" w:hAnsi="Times New Roman" w:cs="Times New Roman"/>
-          <w:sz w:val="24"/>
-          <w:szCs w:val="24"/>
-        </w:rPr>
-        <w:t>____________________________________________________________________________________</w:t>
+        <w:t>{{REFUND_REASON_TEXT}}</w:t>
       </w:r>
     </w:p>
     <w:p>
@@ -775,17 +1179,9 @@
           <w:sz w:val="24"/>
           <w:szCs w:val="24"/>
           <w:vertAlign w:val="superscript"/>
+          <w:lang w:val="ru-RU"/>
         </w:rPr>
       </w:pPr>
-      <w:r>
-        <w:rPr>
-          <w:rFonts w:ascii="Times New Roman" w:hAnsi="Times New Roman" w:cs="Times New Roman"/>
-          <w:sz w:val="24"/>
-          <w:szCs w:val="24"/>
-          <w:vertAlign w:val="superscript"/>
-        </w:rPr>
-        <w:t>(</w:t>
-      </w:r>
       <w:r>
         <w:rPr>
           <w:rFonts w:ascii="Times New Roman" w:hAnsi="Times New Roman" w:cs="Times New Roman"/>
@@ -794,35 +1190,7 @@
           <w:vertAlign w:val="superscript"/>
           <w:lang w:val="ru-RU"/>
         </w:rPr>
-        <w:t>указать</w:t>
-      </w:r>
-      <w:r>
-        <w:rPr>
-          <w:rFonts w:ascii="Times New Roman" w:hAnsi="Times New Roman" w:cs="Times New Roman"/>
-          <w:sz w:val="24"/>
-          <w:szCs w:val="24"/>
-          <w:vertAlign w:val="superscript"/>
-        </w:rPr>
-        <w:t xml:space="preserve"> </w:t>
-      </w:r>
-      <w:r>
-        <w:rPr>
-          <w:rFonts w:ascii="Times New Roman" w:hAnsi="Times New Roman" w:cs="Times New Roman"/>
-          <w:sz w:val="24"/>
-          <w:szCs w:val="24"/>
-          <w:vertAlign w:val="superscript"/>
-          <w:lang w:val="ru-RU"/>
-        </w:rPr>
-        <w:t>причину</w:t>
-      </w:r>
-      <w:r>
-        <w:rPr>
-          <w:rFonts w:ascii="Times New Roman" w:hAnsi="Times New Roman" w:cs="Times New Roman"/>
-          <w:sz w:val="24"/>
-          <w:szCs w:val="24"/>
-          <w:vertAlign w:val="superscript"/>
-        </w:rPr>
-        <w:t>)</w:t>
+        <w:t>(указать причину)</w:t>
       </w:r>
     </w:p>
     <w:p>
@@ -834,94 +1202,167 @@
           <w:rFonts w:ascii="Times New Roman" w:hAnsi="Times New Roman" w:cs="Times New Roman"/>
           <w:sz w:val="24"/>
           <w:szCs w:val="24"/>
+          <w:lang w:val="ru-RU"/>
         </w:rPr>
       </w:pPr>
     </w:p>
     <w:p>
       <w:pPr>
         <w:pStyle w:val="af7"/>
+        <w:ind w:firstLineChars="200" w:firstLine="480"/>
         <w:jc w:val="both"/>
-        <w:rPr>
-          <w:rFonts w:ascii="Times New Roman" w:hAnsi="Times New Roman" w:cs="Times New Roman"/>
-          <w:sz w:val="24"/>
-          <w:szCs w:val="24"/>
-        </w:rPr>
-      </w:pPr>
-      <w:r>
-        <w:rPr>
-          <w:rFonts w:ascii="Times New Roman" w:hAnsi="Times New Roman" w:cs="Times New Roman"/>
-          <w:sz w:val="24"/>
-          <w:szCs w:val="24"/>
-        </w:rPr>
-        <w:t xml:space="preserve">«____» ______________ 2025 </w:t>
-      </w:r>
-      <w:r>
         <w:rPr>
           <w:rFonts w:ascii="Times New Roman" w:hAnsi="Times New Roman" w:cs="Times New Roman"/>
           <w:sz w:val="24"/>
           <w:szCs w:val="24"/>
           <w:lang w:val="ru-RU"/>
         </w:rPr>
-        <w:t>г</w:t>
-      </w:r>
-      <w:r>
-        <w:rPr>
-          <w:rFonts w:ascii="Times New Roman" w:hAnsi="Times New Roman" w:cs="Times New Roman"/>
-          <w:sz w:val="24"/>
-          <w:szCs w:val="24"/>
-        </w:rPr>
-        <w:t xml:space="preserve">.                             </w:t>
-      </w:r>
-      <w:r>
-        <w:rPr>
-          <w:rFonts w:ascii="Times New Roman" w:hAnsi="Times New Roman" w:cs="Times New Roman"/>
-          <w:sz w:val="24"/>
-          <w:szCs w:val="24"/>
-          <w:lang w:val="ru-KZ"/>
-        </w:rPr>
-        <w:t>{{CLIENT_LAST_NAME_INITIALS}}</w:t>
-      </w:r>
-      <w:r>
-        <w:rPr>
-          <w:rFonts w:ascii="Times New Roman" w:hAnsi="Times New Roman" w:cs="Times New Roman"/>
-          <w:sz w:val="24"/>
-          <w:szCs w:val="24"/>
-        </w:rPr>
-        <w:t xml:space="preserve">      </w:t>
-      </w:r>
-      <w:r>
-        <w:rPr>
-          <w:rFonts w:ascii="Times New Roman" w:hAnsi="Times New Roman" w:cs="Times New Roman"/>
-          <w:sz w:val="24"/>
-          <w:szCs w:val="24"/>
-        </w:rPr>
-        <w:t>____________</w:t>
-      </w:r>
+      </w:pPr>
     </w:p>
-    <w:p>
-      <w:pPr>
-        <w:pStyle w:val="af7"/>
-        <w:ind w:left="6480" w:firstLine="720"/>
-        <w:jc w:val="both"/>
-        <w:rPr>
-          <w:rFonts w:ascii="Times New Roman" w:hAnsi="Times New Roman" w:cs="Times New Roman"/>
-          <w:sz w:val="24"/>
-          <w:szCs w:val="24"/>
-          <w:vertAlign w:val="superscript"/>
-          <w:lang w:val="ru-RU"/>
-        </w:rPr>
-      </w:pPr>
-      <w:r>
-        <w:rPr>
-          <w:rFonts w:ascii="Times New Roman" w:hAnsi="Times New Roman" w:cs="Times New Roman"/>
-          <w:sz w:val="24"/>
-          <w:szCs w:val="24"/>
-          <w:vertAlign w:val="superscript"/>
-          <w:lang w:val="ru-RU"/>
-        </w:rPr>
-        <w:t>(подпись)</w:t>
-      </w:r>
-    </w:p>
+    <w:tbl>
+      <w:tblPr>
+        <w:tblW w:w="0" w:type="auto"/>
+        <w:tblLayout w:type="fixed"/>
+        <w:tblLook w:val="04A0" w:firstRow="1" w:lastRow="0" w:firstColumn="1" w:lastColumn="0" w:noHBand="0" w:noVBand="1"/>
+      </w:tblPr>
+      <w:tblGrid>
+        <w:gridCol w:w="2835"/>
+        <w:gridCol w:w="3969"/>
+        <w:gridCol w:w="1984"/>
+      </w:tblGrid>
+      <w:tr>
+        <w:tc>
+          <w:tcPr>
+            <w:tcW w:w="2835" w:type="dxa"/>
+            <w:tcBorders>
+              <w:top w:val="nil"/>
+              <w:left w:val="nil"/>
+              <w:bottom w:val="nil"/>
+              <w:right w:val="nil"/>
+            </w:tcBorders>
+          </w:tcPr>
+          <w:p>
+            <w:r>
+              <w:t>{{DOC_DATE_TEXT}}</w:t>
+            </w:r>
+          </w:p>
+        </w:tc>
+        <w:tc>
+          <w:tcPr>
+            <w:tcW w:w="3969" w:type="dxa"/>
+            <w:tcBorders>
+              <w:top w:val="nil"/>
+              <w:left w:val="nil"/>
+              <w:bottom w:val="single" w:sz="8" w:space="0" w:color="000000"/>
+              <w:right w:val="nil"/>
+            </w:tcBorders>
+          </w:tcPr>
+          <w:p>
+            <w:pPr>
+              <w:jc w:val="center"/>
+            </w:pPr>
+            <w:r>
+              <w:t xml:space="preserve"> </w:t>
+            </w:r>
+          </w:p>
+        </w:tc>
+        <w:tc>
+          <w:tcPr>
+            <w:tcW w:w="1984" w:type="dxa"/>
+            <w:tcBorders>
+              <w:top w:val="nil"/>
+              <w:left w:val="nil"/>
+              <w:bottom w:val="single" w:sz="8" w:space="0" w:color="000000"/>
+              <w:right w:val="nil"/>
+            </w:tcBorders>
+          </w:tcPr>
+          <w:p>
+            <w:pPr>
+              <w:jc w:val="center"/>
+            </w:pPr>
+            <w:r>
+              <w:t xml:space="preserve"> </w:t>
+            </w:r>
+          </w:p>
+        </w:tc>
+      </w:tr>
+      <w:tr>
+        <w:tc>
+          <w:tcPr>
+            <w:tcW w:w="2835" w:type="dxa"/>
+            <w:tcBorders>
+              <w:top w:val="nil"/>
+              <w:left w:val="nil"/>
+              <w:bottom w:val="nil"/>
+              <w:right w:val="nil"/>
+            </w:tcBorders>
+          </w:tcPr>
+          <w:p/>
+        </w:tc>
+        <w:tc>
+          <w:tcPr>
+            <w:tcW w:w="3969" w:type="dxa"/>
+            <w:tcBorders>
+              <w:top w:val="nil"/>
+              <w:left w:val="nil"/>
+              <w:bottom w:val="nil"/>
+              <w:right w:val="nil"/>
+            </w:tcBorders>
+          </w:tcPr>
+          <w:p>
+            <w:pPr>
+              <w:jc w:val="center"/>
+            </w:pPr>
+            <w:r>
+              <w:t>({{CLIENT_FIO_SHORT}})</w:t>
+            </w:r>
+          </w:p>
+        </w:tc>
+        <w:tc>
+          <w:tcPr>
+            <w:tcW w:w="1984" w:type="dxa"/>
+            <w:tcBorders>
+              <w:top w:val="nil"/>
+              <w:left w:val="nil"/>
+              <w:bottom w:val="nil"/>
+              <w:right w:val="nil"/>
+            </w:tcBorders>
+          </w:tcPr>
+          <w:p>
+            <w:pPr>
+              <w:jc w:val="center"/>
+              <w:rPr>
+                <w:sz w:val="16"/>
+                <w:szCs w:val="16"/>
+              </w:rPr>
+            </w:pPr>
+            <w:r>
+              <w:rPr>
+                <w:sz w:val="16"/>
+                <w:szCs w:val="16"/>
+              </w:rPr>
+              <w:t>(</w:t>
+            </w:r>
+            <w:proofErr w:type="spellStart"/>
+            <w:r>
+              <w:rPr>
+                <w:sz w:val="16"/>
+                <w:szCs w:val="16"/>
+              </w:rPr>
+              <w:t>подпись</w:t>
+            </w:r>
+            <w:proofErr w:type="spellEnd"/>
+            <w:r>
+              <w:rPr>
+                <w:sz w:val="16"/>
+                <w:szCs w:val="16"/>
+              </w:rPr>
+              <w:t>)</w:t>
+            </w:r>
+          </w:p>
+        </w:tc>
+      </w:tr>
+    </w:tbl>
     <w:p>
       <w:pPr>
         <w:pStyle w:val="af7"/>
@@ -941,7 +1382,7 @@
         <mc:AlternateContent>
           <mc:Choice Requires="wps">
             <w:drawing>
-              <wp:anchor distT="0" distB="0" distL="114300" distR="114300" simplePos="0" relativeHeight="251661312" behindDoc="0" locked="0" layoutInCell="1" allowOverlap="1" wp14:anchorId="02025EC4" wp14:editId="2FFA4950">
+              <wp:anchor distT="0" distB="0" distL="114300" distR="114300" simplePos="0" relativeHeight="251661312" behindDoc="0" locked="0" layoutInCell="1" allowOverlap="1" wp14:anchorId="4C27DFC7" wp14:editId="30C0B068">
                 <wp:simplePos x="0" y="0"/>
                 <wp:positionH relativeFrom="column">
                   <wp:posOffset>-90170</wp:posOffset>
@@ -998,7 +1439,7 @@
           </mc:Choice>
           <mc:Fallback>
             <w:pict>
-              <v:line w14:anchorId="7D3A4491" id="Прямое соединение 5" o:spid="_x0000_s1026" style="position:absolute;z-index:251661312;visibility:visible;mso-wrap-style:square;mso-wrap-distance-left:9pt;mso-wrap-distance-top:0;mso-wrap-distance-right:9pt;mso-wrap-distance-bottom:0;mso-position-horizontal:absolute;mso-position-horizontal-relative:text;mso-position-vertical:absolute;mso-position-vertical-relative:text" from="-7.1pt,18.85pt" to="520.6pt,18.85pt" o:gfxdata="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" strokecolor="#243f60 [1604]" strokeweight="2.25pt">
+              <v:line w14:anchorId="636CF5B4" id="Прямое соединение 5" o:spid="_x0000_s1026" style="position:absolute;z-index:251661312;visibility:visible;mso-wrap-style:square;mso-wrap-distance-left:9pt;mso-wrap-distance-top:0;mso-wrap-distance-right:9pt;mso-wrap-distance-bottom:0;mso-position-horizontal:absolute;mso-position-horizontal-relative:text;mso-position-vertical:absolute;mso-position-vertical-relative:text" from="-7.1pt,18.85pt" to="520.6pt,18.85pt" o:gfxdata="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" strokecolor="#243f60 [1604]" strokeweight="2.25pt">
                 <v:stroke dashstyle="1 1" linestyle="thinThin"/>
                 <v:shadow on="t" color="black" opacity="24903f" origin=",.5" offset="0,.55556mm"/>
               </v:line>
@@ -1014,7 +1455,7 @@
         <mc:AlternateContent>
           <mc:Choice Requires="wps">
             <w:drawing>
-              <wp:anchor distT="0" distB="0" distL="114300" distR="114300" simplePos="0" relativeHeight="251662336" behindDoc="0" locked="0" layoutInCell="1" allowOverlap="1" wp14:anchorId="2FDB602D" wp14:editId="0E056E39">
+              <wp:anchor distT="0" distB="0" distL="114300" distR="114300" simplePos="0" relativeHeight="251662336" behindDoc="0" locked="0" layoutInCell="1" allowOverlap="1" wp14:anchorId="6B3C5AD3" wp14:editId="057530B7">
                 <wp:simplePos x="0" y="0"/>
                 <wp:positionH relativeFrom="column">
                   <wp:posOffset>522605</wp:posOffset>
@@ -1057,7 +1498,7 @@
           </mc:Choice>
           <mc:Fallback>
             <w:pict>
-              <v:line w14:anchorId="55CF947E" id="Прямое соединение 3" o:spid="_x0000_s1026" style="position:absolute;flip:y;z-index:251662336;visibility:visible;mso-wrap-style:square;mso-wrap-distance-left:9pt;mso-wrap-distance-top:0;mso-wrap-distance-right:9pt;mso-wrap-distance-bottom:0;mso-position-horizontal:absolute;mso-position-horizontal-relative:text;mso-position-vertical:absolute;mso-position-vertical-relative:text" from="41.15pt,533.35pt" to="553.9pt,533.85pt" o:gfxdata="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" strokeweight="3pt">
+              <v:line w14:anchorId="12A6FBD3" id="Прямое соединение 3" o:spid="_x0000_s1026" style="position:absolute;flip:y;z-index:251662336;visibility:visible;mso-wrap-style:square;mso-wrap-distance-left:9pt;mso-wrap-distance-top:0;mso-wrap-distance-right:9pt;mso-wrap-distance-bottom:0;mso-position-horizontal:absolute;mso-position-horizontal-relative:text;mso-position-vertical:absolute;mso-position-vertical-relative:text" from="41.15pt,533.35pt" to="553.9pt,533.85pt" o:gfxdata="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" strokeweight="3pt">
                 <v:stroke dashstyle="dash" linestyle="thinThin"/>
               </v:line>
             </w:pict>
@@ -1072,7 +1513,7 @@
         <mc:AlternateContent>
           <mc:Choice Requires="wps">
             <w:drawing>
-              <wp:anchor distT="0" distB="0" distL="114300" distR="114300" simplePos="0" relativeHeight="251663360" behindDoc="0" locked="0" layoutInCell="1" allowOverlap="1" wp14:anchorId="01624C50" wp14:editId="3316571B">
+              <wp:anchor distT="0" distB="0" distL="114300" distR="114300" simplePos="0" relativeHeight="251663360" behindDoc="0" locked="0" layoutInCell="1" allowOverlap="1" wp14:anchorId="7BDA8ADC" wp14:editId="0A0E0479">
                 <wp:simplePos x="0" y="0"/>
                 <wp:positionH relativeFrom="column">
                   <wp:posOffset>549910</wp:posOffset>
@@ -1115,7 +1556,7 @@
           </mc:Choice>
           <mc:Fallback>
             <w:pict>
-              <v:line w14:anchorId="15987E16" id="Прямое соединение 4" o:spid="_x0000_s1026" style="position:absolute;flip:y;z-index:251663360;visibility:visible;mso-wrap-style:square;mso-wrap-distance-left:9pt;mso-wrap-distance-top:0;mso-wrap-distance-right:9pt;mso-wrap-distance-bottom:0;mso-position-horizontal:absolute;mso-position-horizontal-relative:text;mso-position-vertical:absolute;mso-position-vertical-relative:text" from="43.3pt,643.7pt" to="556.05pt,644.2pt" o:gfxdata="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" strokeweight="3pt">
+              <v:line w14:anchorId="430D7CFF" id="Прямое соединение 4" o:spid="_x0000_s1026" style="position:absolute;flip:y;z-index:251663360;visibility:visible;mso-wrap-style:square;mso-wrap-distance-left:9pt;mso-wrap-distance-top:0;mso-wrap-distance-right:9pt;mso-wrap-distance-bottom:0;mso-position-horizontal:absolute;mso-position-horizontal-relative:text;mso-position-vertical:absolute;mso-position-vertical-relative:text" from="43.3pt,643.7pt" to="556.05pt,644.2pt" o:gfxdata="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" strokeweight="3pt">
                 <v:stroke dashstyle="dash" linestyle="thinThin"/>
               </v:line>
             </w:pict>
@@ -1192,7 +1633,6 @@
           <w:rFonts w:ascii="Times New Roman" w:hAnsi="Times New Roman" w:cs="Times New Roman"/>
           <w:sz w:val="24"/>
           <w:szCs w:val="24"/>
-          <w:lang w:val="ru-RU"/>
         </w:rPr>
       </w:pPr>
       <w:r>
@@ -1202,7 +1642,64 @@
           <w:szCs w:val="24"/>
           <w:lang w:val="ru-RU"/>
         </w:rPr>
-        <w:t>Принял: Менеджер __________________________________   ____________</w:t>
+        <w:t xml:space="preserve">Операционный </w:t>
+      </w:r>
+      <w:proofErr w:type="gramStart"/>
+      <w:r>
+        <w:rPr>
+          <w:rFonts w:ascii="Times New Roman" w:hAnsi="Times New Roman" w:cs="Times New Roman"/>
+          <w:sz w:val="24"/>
+          <w:szCs w:val="24"/>
+          <w:lang w:val="ru-RU"/>
+        </w:rPr>
+        <w:t xml:space="preserve">директор: </w:t>
+      </w:r>
+      <w:r>
+        <w:rPr>
+          <w:rFonts w:ascii="Times New Roman" w:hAnsi="Times New Roman" w:cs="Times New Roman"/>
+          <w:sz w:val="24"/>
+          <w:szCs w:val="24"/>
+          <w:lang w:val="ru-RU"/>
+        </w:rPr>
+        <w:t xml:space="preserve"> </w:t>
+      </w:r>
+      <w:proofErr w:type="spellStart"/>
+      <w:r>
+        <w:rPr>
+          <w:rFonts w:ascii="Times New Roman" w:hAnsi="Times New Roman" w:cs="Times New Roman"/>
+          <w:sz w:val="24"/>
+          <w:szCs w:val="24"/>
+          <w:lang w:val="ru-RU"/>
+        </w:rPr>
+        <w:t>Алсейтова</w:t>
+      </w:r>
+      <w:proofErr w:type="spellEnd"/>
+      <w:proofErr w:type="gramEnd"/>
+      <w:r>
+        <w:rPr>
+          <w:rFonts w:ascii="Times New Roman" w:hAnsi="Times New Roman" w:cs="Times New Roman"/>
+          <w:sz w:val="24"/>
+          <w:szCs w:val="24"/>
+          <w:lang w:val="ru-RU"/>
+        </w:rPr>
+        <w:t xml:space="preserve"> К.Н.</w:t>
+      </w:r>
+      <w:r>
+        <w:rPr>
+          <w:rFonts w:ascii="Times New Roman" w:hAnsi="Times New Roman" w:cs="Times New Roman"/>
+          <w:sz w:val="24"/>
+          <w:szCs w:val="24"/>
+          <w:lang w:val="ru-RU"/>
+        </w:rPr>
+        <w:t xml:space="preserve">   </w:t>
+      </w:r>
+      <w:r>
+        <w:rPr>
+          <w:rFonts w:ascii="Times New Roman" w:hAnsi="Times New Roman" w:cs="Times New Roman"/>
+          <w:sz w:val="24"/>
+          <w:szCs w:val="24"/>
+        </w:rPr>
+        <w:t>____________</w:t>
       </w:r>
     </w:p>
     <w:p>
@@ -1212,118 +1709,38 @@
         <w:jc w:val="both"/>
         <w:rPr>
           <w:rFonts w:ascii="Times New Roman" w:hAnsi="Times New Roman" w:cs="Times New Roman"/>
-          <w:sz w:val="24"/>
-          <w:szCs w:val="24"/>
-          <w:lang w:val="ru-RU"/>
+          <w:vertAlign w:val="superscript"/>
         </w:rPr>
       </w:pPr>
-      <w:r>
-        <w:rPr>
-          <w:noProof/>
-          <w:sz w:val="24"/>
-        </w:rPr>
-        <mc:AlternateContent>
-          <mc:Choice Requires="wps">
-            <w:drawing>
-              <wp:anchor distT="0" distB="0" distL="114300" distR="114300" simplePos="0" relativeHeight="251664384" behindDoc="0" locked="0" layoutInCell="1" allowOverlap="1" wp14:anchorId="7B186991" wp14:editId="7296E54F">
-                <wp:simplePos x="0" y="0"/>
-                <wp:positionH relativeFrom="column">
-                  <wp:posOffset>-107950</wp:posOffset>
-                </wp:positionH>
-                <wp:positionV relativeFrom="paragraph">
-                  <wp:posOffset>335280</wp:posOffset>
-                </wp:positionV>
-                <wp:extent cx="6701790" cy="0"/>
-                <wp:effectExtent l="33655" t="27940" r="46355" b="86360"/>
-                <wp:wrapNone/>
-                <wp:docPr id="6" name="Прямое соединение 6"/>
-                <wp:cNvGraphicFramePr/>
-                <a:graphic xmlns:a="http://schemas.openxmlformats.org/drawingml/2006/main">
-                  <a:graphicData uri="http://schemas.microsoft.com/office/word/2010/wordprocessingShape">
-                    <wps:wsp>
-                      <wps:cNvCnPr/>
-                      <wps:spPr>
-                        <a:xfrm>
-                          <a:off x="0" y="0"/>
-                          <a:ext cx="6701790" cy="0"/>
-                        </a:xfrm>
-                        <a:prstGeom prst="line">
-                          <a:avLst/>
-                        </a:prstGeom>
-                        <a:ln w="28575" cmpd="dbl">
-                          <a:solidFill>
-                            <a:schemeClr val="accent1">
-                              <a:shade val="50000"/>
-                            </a:schemeClr>
-                          </a:solidFill>
-                          <a:prstDash val="sysDot"/>
-                        </a:ln>
-                      </wps:spPr>
-                      <wps:style>
-                        <a:lnRef idx="2">
-                          <a:schemeClr val="accent1"/>
-                        </a:lnRef>
-                        <a:fillRef idx="0">
-                          <a:schemeClr val="accent1"/>
-                        </a:fillRef>
-                        <a:effectRef idx="1">
-                          <a:schemeClr val="accent1"/>
-                        </a:effectRef>
-                        <a:fontRef idx="minor">
-                          <a:schemeClr val="tx1"/>
-                        </a:fontRef>
-                      </wps:style>
-                      <wps:bodyPr/>
-                    </wps:wsp>
-                  </a:graphicData>
-                </a:graphic>
-              </wp:anchor>
-            </w:drawing>
-          </mc:Choice>
-          <mc:Fallback>
-            <w:pict>
-              <v:line w14:anchorId="7E60C0A2" id="Прямое соединение 6" o:spid="_x0000_s1026" style="position:absolute;z-index:251664384;visibility:visible;mso-wrap-style:square;mso-wrap-distance-left:9pt;mso-wrap-distance-top:0;mso-wrap-distance-right:9pt;mso-wrap-distance-bottom:0;mso-position-horizontal:absolute;mso-position-horizontal-relative:text;mso-position-vertical:absolute;mso-position-vertical-relative:text" from="-8.5pt,26.4pt" to="519.2pt,26.4pt" o:gfxdata="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" strokecolor="#243f60 [1604]" strokeweight="2.25pt">
-                <v:stroke dashstyle="1 1" linestyle="thinThin"/>
-                <v:shadow on="t" color="black" opacity="24903f" origin=",.5" offset="0,.55556mm"/>
-              </v:line>
-            </w:pict>
-          </mc:Fallback>
-        </mc:AlternateContent>
-      </w:r>
       <w:r>
         <w:rPr>
           <w:rFonts w:ascii="Times New Roman" w:hAnsi="Times New Roman" w:cs="Times New Roman"/>
           <w:sz w:val="24"/>
           <w:szCs w:val="24"/>
           <w:vertAlign w:val="superscript"/>
-          <w:lang w:val="ru-RU"/>
-        </w:rPr>
-        <w:t>(Ф.И.О.)                (подпись)</w:t>
+        </w:rPr>
+        <w:t>         (</w:t>
       </w:r>
+      <w:proofErr w:type="spellStart"/>
       <w:r>
         <w:rPr>
           <w:rFonts w:ascii="Times New Roman" w:hAnsi="Times New Roman" w:cs="Times New Roman"/>
           <w:sz w:val="24"/>
           <w:szCs w:val="24"/>
-          <w:lang w:val="ru-RU"/>
-        </w:rPr>
-        <w:br/>
+          <w:vertAlign w:val="superscript"/>
+        </w:rPr>
+        <w:t>подпись</w:t>
       </w:r>
-    </w:p>
-    <w:p>
-      <w:pPr>
-        <w:pStyle w:val="af7"/>
-        <w:ind w:left="2880" w:firstLine="720"/>
-        <w:jc w:val="both"/>
+      <w:proofErr w:type="spellEnd"/>
+      <w:r>
         <w:rPr>
           <w:rFonts w:ascii="Times New Roman" w:hAnsi="Times New Roman" w:cs="Times New Roman"/>
-          <w:b/>
-          <w:bCs/>
           <w:sz w:val="24"/>
           <w:szCs w:val="24"/>
-          <w:lang w:val="ru-RU"/>
-        </w:rPr>
-      </w:pPr>
+          <w:vertAlign w:val="superscript"/>
+        </w:rPr>
+        <w:t>)</w:t>
+      </w:r>
       <w:r>
         <w:rPr>
           <w:noProof/>
@@ -1332,7 +1749,7 @@
         <mc:AlternateContent>
           <mc:Choice Requires="wps">
             <w:drawing>
-              <wp:anchor distT="0" distB="0" distL="114300" distR="114300" simplePos="0" relativeHeight="251659264" behindDoc="0" locked="0" layoutInCell="1" allowOverlap="1" wp14:anchorId="21E7F313" wp14:editId="5A64DE9E">
+              <wp:anchor distT="0" distB="0" distL="114300" distR="114300" simplePos="0" relativeHeight="251659264" behindDoc="0" locked="0" layoutInCell="1" allowOverlap="1" wp14:anchorId="56CE54D2" wp14:editId="4498E557">
                 <wp:simplePos x="0" y="0"/>
                 <wp:positionH relativeFrom="column">
                   <wp:posOffset>522605</wp:posOffset>
@@ -1375,7 +1792,7 @@
           </mc:Choice>
           <mc:Fallback>
             <w:pict>
-              <v:line w14:anchorId="0798595A" id="Прямое соединение 1" o:spid="_x0000_s1026" style="position:absolute;flip:y;z-index:251659264;visibility:visible;mso-wrap-style:square;mso-wrap-distance-left:9pt;mso-wrap-distance-top:0;mso-wrap-distance-right:9pt;mso-wrap-distance-bottom:0;mso-position-horizontal:absolute;mso-position-horizontal-relative:text;mso-position-vertical:absolute;mso-position-vertical-relative:text" from="41.15pt,533.35pt" to="553.9pt,533.85pt" o:gfxdata="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" strokeweight="3pt">
+              <v:line w14:anchorId="769D5923" id="Прямое соединение 1" o:spid="_x0000_s1026" style="position:absolute;flip:y;z-index:251659264;visibility:visible;mso-wrap-style:square;mso-wrap-distance-left:9pt;mso-wrap-distance-top:0;mso-wrap-distance-right:9pt;mso-wrap-distance-bottom:0;mso-position-horizontal:absolute;mso-position-horizontal-relative:text;mso-position-vertical:absolute;mso-position-vertical-relative:text" from="41.15pt,533.35pt" to="553.9pt,533.85pt" o:gfxdata="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" strokeweight="3pt">
                 <v:stroke dashstyle="dash" linestyle="thinThin"/>
               </v:line>
             </w:pict>
@@ -1390,7 +1807,7 @@
         <mc:AlternateContent>
           <mc:Choice Requires="wps">
             <w:drawing>
-              <wp:anchor distT="0" distB="0" distL="114300" distR="114300" simplePos="0" relativeHeight="251660288" behindDoc="0" locked="0" layoutInCell="1" allowOverlap="1" wp14:anchorId="6ABD2E82" wp14:editId="76AE2CA1">
+              <wp:anchor distT="0" distB="0" distL="114300" distR="114300" simplePos="0" relativeHeight="251660288" behindDoc="0" locked="0" layoutInCell="1" allowOverlap="1" wp14:anchorId="38A30768" wp14:editId="61600196">
                 <wp:simplePos x="0" y="0"/>
                 <wp:positionH relativeFrom="column">
                   <wp:posOffset>549910</wp:posOffset>
@@ -1433,35 +1850,13 @@
           </mc:Choice>
           <mc:Fallback>
             <w:pict>
-              <v:line w14:anchorId="6041F8E5" id="Прямое соединение 2" o:spid="_x0000_s1026" style="position:absolute;flip:y;z-index:251660288;visibility:visible;mso-wrap-style:square;mso-wrap-distance-left:9pt;mso-wrap-distance-top:0;mso-wrap-distance-right:9pt;mso-wrap-distance-bottom:0;mso-position-horizontal:absolute;mso-position-horizontal-relative:text;mso-position-vertical:absolute;mso-position-vertical-relative:text" from="43.3pt,643.7pt" to="556.05pt,644.2pt" o:gfxdata="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" strokeweight="3pt">
+              <v:line w14:anchorId="75A48D89" id="Прямое соединение 2" o:spid="_x0000_s1026" style="position:absolute;flip:y;z-index:251660288;visibility:visible;mso-wrap-style:square;mso-wrap-distance-left:9pt;mso-wrap-distance-top:0;mso-wrap-distance-right:9pt;mso-wrap-distance-bottom:0;mso-position-horizontal:absolute;mso-position-horizontal-relative:text;mso-position-vertical:absolute;mso-position-vertical-relative:text" from="43.3pt,643.7pt" to="556.05pt,644.2pt" o:gfxdata="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" strokeweight="3pt">
                 <v:stroke dashstyle="dash" linestyle="thinThin"/>
               </v:line>
             </w:pict>
           </mc:Fallback>
         </mc:AlternateContent>
       </w:r>
-    </w:p>
-    <w:p>
-      <w:pPr>
-        <w:pStyle w:val="af7"/>
-        <w:jc w:val="center"/>
-        <w:rPr>
-          <w:rFonts w:ascii="Times New Roman" w:hAnsi="Times New Roman" w:cs="Times New Roman"/>
-          <w:lang w:val="ru-RU"/>
-        </w:rPr>
-      </w:pPr>
-    </w:p>
-    <w:p>
-      <w:pPr>
-        <w:pStyle w:val="af7"/>
-        <w:ind w:left="8640" w:firstLine="720"/>
-        <w:jc w:val="center"/>
-        <w:rPr>
-          <w:rFonts w:ascii="Times New Roman" w:hAnsi="Times New Roman" w:cs="Times New Roman"/>
-          <w:vertAlign w:val="superscript"/>
-          <w:lang w:val="ru-RU"/>
-        </w:rPr>
-      </w:pPr>
     </w:p>
     <w:sectPr>
       <w:pgSz w:w="12240" w:h="15840"/>
@@ -1642,22 +2037,22 @@
       </w:rPr>
     </w:lvl>
   </w:abstractNum>
-  <w:num w:numId="1" w16cid:durableId="308823908">
+  <w:num w:numId="1" w16cid:durableId="2106420183">
     <w:abstractNumId w:val="0"/>
   </w:num>
-  <w:num w:numId="2" w16cid:durableId="440884630">
+  <w:num w:numId="2" w16cid:durableId="1984697824">
     <w:abstractNumId w:val="5"/>
   </w:num>
-  <w:num w:numId="3" w16cid:durableId="1658344932">
+  <w:num w:numId="3" w16cid:durableId="1295334803">
     <w:abstractNumId w:val="3"/>
   </w:num>
-  <w:num w:numId="4" w16cid:durableId="476997508">
+  <w:num w:numId="4" w16cid:durableId="96604796">
     <w:abstractNumId w:val="2"/>
   </w:num>
-  <w:num w:numId="5" w16cid:durableId="608312945">
+  <w:num w:numId="5" w16cid:durableId="1152988005">
     <w:abstractNumId w:val="4"/>
   </w:num>
-  <w:num w:numId="6" w16cid:durableId="2118789630">
+  <w:num w:numId="6" w16cid:durableId="2042901407">
     <w:abstractNumId w:val="1"/>
   </w:num>
 </w:numbering>
@@ -2268,7 +2663,6 @@
   <w:style w:type="character" w:default="1" w:styleId="a2">
     <w:name w:val="Default Paragraph Font"/>
     <w:uiPriority w:val="1"/>
-    <w:semiHidden/>
     <w:unhideWhenUsed/>
   </w:style>
   <w:style w:type="table" w:default="1" w:styleId="a3">
@@ -12486,35 +12880,6 @@
         <w:shd w:val="clear" w:color="auto" w:fill="FBCAA2" w:themeFill="accent6" w:themeFillTint="7F"/>
       </w:tcPr>
     </w:tblStylePr>
-  </w:style>
-  <w:style w:type="paragraph" w:styleId="HTML">
-    <w:name w:val="HTML Preformatted"/>
-    <w:basedOn w:val="a1"/>
-    <w:link w:val="HTML0"/>
-    <w:uiPriority w:val="99"/>
-    <w:semiHidden/>
-    <w:unhideWhenUsed/>
-    <w:rsid w:val="003A1EA2"/>
-    <w:pPr>
-      <w:spacing w:after="0" w:line="240" w:lineRule="auto"/>
-    </w:pPr>
-    <w:rPr>
-      <w:rFonts w:ascii="Consolas" w:hAnsi="Consolas"/>
-      <w:sz w:val="20"/>
-      <w:szCs w:val="20"/>
-    </w:rPr>
-  </w:style>
-  <w:style w:type="character" w:customStyle="1" w:styleId="HTML0">
-    <w:name w:val="Стандартный HTML Знак"/>
-    <w:basedOn w:val="a2"/>
-    <w:link w:val="HTML"/>
-    <w:uiPriority w:val="99"/>
-    <w:semiHidden/>
-    <w:rsid w:val="003A1EA2"/>
-    <w:rPr>
-      <w:rFonts w:ascii="Consolas" w:hAnsi="Consolas"/>
-      <w:lang w:val="en-US" w:eastAsia="en-US"/>
-    </w:rPr>
   </w:style>
 </w:styles>
 </file>
